--- a/server/test_data/documents/02_CertHero_Enrollment_Letter.docx
+++ b/server/test_data/documents/02_CertHero_Enrollment_Letter.docx
@@ -4,7 +4,53 @@
   <w:body>
     <w:p>
       <w:pPr>
-        <w:spacing w:after="100" w:before="200"/>
+        <w:spacing w:after="120" w:before="120"/>
+        <w:jc w:val="center"/>
+      </w:pPr>
+      <w:r>
+        <w:drawing>
+          <wp:inline distT="0" distB="0" distL="0" distR="0">
+            <wp:extent cx="714375" cy="714375"/>
+            <wp:effectExtent t="0" r="0" b="0" l="0"/>
+            <wp:docPr id="3" name=""/>
+            <wp:cNvGraphicFramePr>
+              <a:graphicFrameLocks xmlns:a="http://schemas.openxmlformats.org/drawingml/2006/main" noChangeAspect="1"/>
+            </wp:cNvGraphicFramePr>
+            <a:graphic xmlns:a="http://schemas.openxmlformats.org/drawingml/2006/main">
+              <a:graphicData uri="http://schemas.openxmlformats.org/drawingml/2006/picture">
+                <pic:pic xmlns:pic="http://schemas.openxmlformats.org/drawingml/2006/picture">
+                  <pic:nvPicPr>
+                    <pic:cNvPr id="0" name="" descr=""/>
+                    <pic:cNvPicPr>
+                      <a:picLocks noChangeAspect="1" noChangeArrowheads="1"/>
+                    </pic:cNvPicPr>
+                  </pic:nvPicPr>
+                  <pic:blipFill>
+                    <a:blip r:embed="rId7" cstate="none"/>
+                    <a:srcRect/>
+                    <a:stretch>
+                      <a:fillRect/>
+                    </a:stretch>
+                  </pic:blipFill>
+                  <pic:spPr bwMode="auto">
+                    <a:xfrm>
+                      <a:off x="0" y="0"/>
+                      <a:ext cx="714375" cy="714375"/>
+                    </a:xfrm>
+                    <a:prstGeom prst="rect">
+                      <a:avLst/>
+                    </a:prstGeom>
+                  </pic:spPr>
+                </pic:pic>
+              </a:graphicData>
+            </a:graphic>
+          </wp:inline>
+        </w:drawing>
+      </w:r>
+    </w:p>
+    <w:p>
+      <w:pPr>
+        <w:spacing w:after="60" w:before="100"/>
         <w:jc w:val="center"/>
       </w:pPr>
       <w:r>
@@ -21,7 +67,7 @@
     </w:p>
     <w:p>
       <w:pPr>
-        <w:spacing w:after="200" w:before="0"/>
+        <w:spacing w:after="60" w:before="0"/>
         <w:jc w:val="center"/>
       </w:pPr>
       <w:r>
@@ -29,7 +75,7 @@
           <w:rFonts w:ascii="Arial" w:cs="Arial" w:eastAsia="Arial" w:hAnsi="Arial"/>
           <w:b/>
           <w:bCs/>
-          <w:color w:val="EAA240"/>
+          <w:color w:val="ED9139"/>
           <w:sz w:val="20"/>
           <w:szCs w:val="20"/>
         </w:rPr>
@@ -38,7 +84,7 @@
     </w:p>
     <w:p>
       <w:pPr>
-        <w:spacing w:after="240" w:before="0"/>
+        <w:spacing w:after="200" w:before="0"/>
         <w:jc w:val="center"/>
       </w:pPr>
       <w:r>
@@ -47,7 +93,7 @@
           <w:sz w:val="18"/>
           <w:szCs w:val="18"/>
         </w:rPr>
-        <w:t xml:space="preserve">RTO Partner: CertHero Pty Ltd | ABN 89 612 431 902 | Perth, Western Australia</w:t>
+        <w:t xml:space="preserve">RTO Partner: CertHero Pty Ltd | ABN 89 612 431 902 | Perth, Western Australia | tickets@certhero.study</w:t>
       </w:r>
     </w:p>
     <w:p>
@@ -56,7 +102,7 @@
           <w:b/>
           <w:bCs/>
         </w:rPr>
-        <w:t xml:space="preserve">Date: 25/10/2026</w:t>
+        <w:t xml:space="preserve">Date: 27/10/2026</w:t>
       </w:r>
     </w:p>
     <w:p>
@@ -79,7 +125,7 @@
     </w:p>
     <w:p>
       <w:pPr>
-        <w:spacing w:after="160"/>
+        <w:spacing w:after="140"/>
       </w:pPr>
     </w:p>
     <w:tbl>
@@ -591,7 +637,7 @@
     </w:tbl>
     <w:p>
       <w:pPr>
-        <w:spacing w:after="180"/>
+        <w:spacing w:after="160"/>
       </w:pPr>
     </w:p>
     <w:p>
@@ -637,16 +683,18 @@
           <w:sz w:val="20"/>
           <w:szCs w:val="20"/>
         </w:rPr>
-        <w:t xml:space="preserve">• Mandatory Completion Deadline: All online examinations must be completed within 16 days from the dispatch of this enrollment package to maintain your employer sponsorship status.</w:t>
+        <w:t xml:space="preserve">• Mandatory Completion Deadline: All online examinations must be completed by 12 November 2026 (strictly 16 days from dispatch of this enrollment package) to maintain your employer sponsorship status.</w:t>
       </w:r>
     </w:p>
     <w:p>
       <w:r>
         <w:rPr>
+          <w:b/>
+          <w:bCs/>
           <w:sz w:val="20"/>
           <w:szCs w:val="20"/>
         </w:rPr>
-        <w:t xml:space="preserve">• Official Communication Channel: support@certhero.com.au | Response window: within 4 business hours.</w:t>
+        <w:t xml:space="preserve">• Official Communication Channel: tickets@certhero.study | Response window: within 4 business hours.</w:t>
       </w:r>
     </w:p>
     <w:sectPr>
